--- a/Project-Revenue Intelligence Dashboard -Deliverable/Memo to Sarah Chen.docx
+++ b/Project-Revenue Intelligence Dashboard -Deliverable/Memo to Sarah Chen.docx
@@ -3,6 +3,24 @@
 <w:document xmlns:wpc="http://schemas.microsoft.com/office/word/2010/wordprocessingCanvas" xmlns:cx="http://schemas.microsoft.com/office/drawing/2014/chartex" xmlns:cx1="http://schemas.microsoft.com/office/drawing/2015/9/8/chartex" xmlns:cx2="http://schemas.microsoft.com/office/drawing/2015/10/21/chartex" xmlns:cx3="http://schemas.microsoft.com/office/drawing/2016/5/9/chartex" xmlns:cx4="http://schemas.microsoft.com/office/drawing/2016/5/10/chartex" xmlns:cx5="http://schemas.microsoft.com/office/drawing/2016/5/11/chartex" xmlns:cx6="http://schemas.microsoft.com/office/drawing/2016/5/12/chartex" xmlns:cx7="http://schemas.microsoft.com/office/drawing/2016/5/13/chartex" xmlns:cx8="http://schemas.microsoft.com/office/drawing/2016/5/14/chartex" xmlns:mc="http://schemas.openxmlformats.org/markup-compatibility/2006" xmlns:aink="http://schemas.microsoft.com/office/drawing/2016/ink" xmlns:am3d="http://schemas.microsoft.com/office/drawing/2017/model3d" xmlns:o="urn:schemas-microsoft-com:office:office" xmlns:oel="http://schemas.microsoft.com/office/2019/extlst" xmlns:r="http://schemas.openxmlformats.org/officeDocument/2006/relationships" xmlns:m="http://schemas.openxmlformats.org/officeDocument/2006/math" xmlns:v="urn:schemas-microsoft-com:vml" xmlns:wp14="http://schemas.microsoft.com/office/word/2010/wordprocessingDrawing" xmlns:wp="http://schemas.openxmlformats.org/drawingml/2006/wordprocessingDrawing" xmlns:w10="urn:schemas-microsoft-com:office:word" xmlns:w="http://schemas.openxmlformats.org/wordprocessingml/2006/main" xmlns:w14="http://schemas.microsoft.com/office/word/2010/wordml" xmlns:w15="http://schemas.microsoft.com/office/word/2012/wordml" xmlns:w16cex="http://schemas.microsoft.com/office/word/2018/wordml/cex" xmlns:w16cid="http://schemas.microsoft.com/office/word/2016/wordml/cid" xmlns:w16="http://schemas.microsoft.com/office/word/2018/wordml" xmlns:w16du="http://schemas.microsoft.com/office/word/2023/wordml/word16du" xmlns:w16sdtdh="http://schemas.microsoft.com/office/word/2020/wordml/sdtdatahash" xmlns:w16sdtfl="http://schemas.microsoft.com/office/word/2024/wordml/sdtformatlock" xmlns:w16se="http://schemas.microsoft.com/office/word/2015/wordml/symex" xmlns:wpg="http://schemas.microsoft.com/office/word/2010/wordprocessingGroup" xmlns:wpi="http://schemas.microsoft.com/office/word/2010/wordprocessingInk" xmlns:wne="http://schemas.microsoft.com/office/word/2006/wordml" xmlns:wps="http://schemas.microsoft.com/office/word/2010/wordprocessingShape" mc:Ignorable="w14 w15 w16se w16cid w16 w16cex w16sdtdh w16sdtfl w16du wp14">
   <w:body>
     <w:p>
+      <w:r>
+        <w:t>Revenue Intelligence Dashboard - Executive Report</w:t>
+      </w:r>
+    </w:p>
+    <w:p>
+      <w:r>
+        <w:t>To: Sarah Chen, VP of Revenue</w:t>
+      </w:r>
+      <w:r>
+        <w:br/>
+        <w:t>From: Sandeep Sitaram</w:t>
+      </w:r>
+      <w:r>
+        <w:br/>
+        <w:t>Date: September 2026</w:t>
+      </w:r>
+    </w:p>
+    <w:p>
       <w:pPr>
         <w:rPr>
           <w:b/>
@@ -14,49 +32,161 @@
           <w:b/>
           <w:bCs/>
         </w:rPr>
-        <w:t>Revenue Intelligence Dashboard — Executive Report</w:t>
+        <w:t>1. Data Strategy</w:t>
       </w:r>
     </w:p>
     <w:p>
       <w:r>
+        <w:t xml:space="preserve">To eliminate data silos across CRM, Marketing, and Support systems, I created a unified revenue intelligence model using CRM Deals as the central dataset linked through </w:t>
+      </w:r>
+      <w:proofErr w:type="spellStart"/>
+      <w:r>
+        <w:t>account_id</w:t>
+      </w:r>
+      <w:proofErr w:type="spellEnd"/>
+      <w:r>
+        <w:t xml:space="preserve">. Data quality validation, field standardization, and calculated metrics such as ROI, conversion rate, </w:t>
+      </w:r>
+      <w:proofErr w:type="gramStart"/>
+      <w:r>
+        <w:t>days</w:t>
+      </w:r>
+      <w:proofErr w:type="gramEnd"/>
+      <w:r>
+        <w:t>-to-close, and risk scores were incorporated before publishing the dataset to SPICE. This enables complete visibility from campaign engagement through deal closure and customer support outcomes.</w:t>
+      </w:r>
+    </w:p>
+    <w:p>
+      <w:pPr>
         <w:rPr>
           <w:b/>
           <w:bCs/>
         </w:rPr>
-        <w:t>To:</w:t>
-      </w:r>
-      <w:r>
-        <w:t xml:space="preserve"> Sarah Chen, VP of Revenue </w:t>
-      </w:r>
+      </w:pPr>
       <w:r>
         <w:rPr>
           <w:b/>
           <w:bCs/>
         </w:rPr>
-        <w:t>From:</w:t>
-      </w:r>
-      <w:r>
-        <w:t xml:space="preserve"> Sandeep Sitaram, BI Analyst </w:t>
-      </w:r>
-      <w:r>
+        <w:t>2. Dashboard Design</w:t>
+      </w:r>
+    </w:p>
+    <w:p>
+      <w:r>
+        <w:t>The dashboard consists of three business-focused views:</w:t>
+      </w:r>
+    </w:p>
+    <w:p>
+      <w:pPr>
+        <w:numPr>
+          <w:ilvl w:val="0"/>
+          <w:numId w:val="13"/>
+        </w:numPr>
+      </w:pPr>
+      <w:r>
+        <w:t>Marketing Funnel: Campaign performance, lead-to-deal conversion, ROI, and response-rate tracking.</w:t>
+      </w:r>
+    </w:p>
+    <w:p>
+      <w:pPr>
+        <w:numPr>
+          <w:ilvl w:val="0"/>
+          <w:numId w:val="13"/>
+        </w:numPr>
+      </w:pPr>
+      <w:r>
+        <w:t>Sales Pipeline: Pipeline health, revenue by segment/product, win-loss analysis, average deal value, and sales cycle metrics.</w:t>
+      </w:r>
+    </w:p>
+    <w:p>
+      <w:pPr>
+        <w:numPr>
+          <w:ilvl w:val="0"/>
+          <w:numId w:val="13"/>
+        </w:numPr>
+      </w:pPr>
+      <w:r>
+        <w:t>Customer Health: Ticket trends, resolution performance, customer sentiment, and account risk indicators.</w:t>
+      </w:r>
+    </w:p>
+    <w:p>
+      <w:r>
+        <w:t>Interactive filters and cross-sheet navigation allow users to analyze performance by account, campaign, segment, product, region, and customer tier.</w:t>
+      </w:r>
+    </w:p>
+    <w:p>
+      <w:pPr>
         <w:rPr>
           <w:b/>
           <w:bCs/>
         </w:rPr>
-        <w:t>Date:</w:t>
-      </w:r>
-      <w:r>
-        <w:t xml:space="preserve"> September 2026 </w:t>
-      </w:r>
+      </w:pPr>
       <w:r>
         <w:rPr>
           <w:b/>
           <w:bCs/>
         </w:rPr>
-        <w:t>Subject:</w:t>
-      </w:r>
-      <w:r>
-        <w:t xml:space="preserve"> Unified Revenue Intelligence Dashboard — Strategy, Insights, and AI Integration</w:t>
+        <w:t>3. AI Topic Configuration Impact</w:t>
+      </w:r>
+    </w:p>
+    <w:p>
+      <w:r>
+        <w:t>To improve Quick Chat accuracy, I created the Revenue Intelligence Q Topic, incorporating business definitions, synonyms, filter mappings, and risk-scoring rules.</w:t>
+      </w:r>
+    </w:p>
+    <w:p>
+      <w:r>
+        <w:t>Outcome:</w:t>
+      </w:r>
+    </w:p>
+    <w:p>
+      <w:pPr>
+        <w:numPr>
+          <w:ilvl w:val="0"/>
+          <w:numId w:val="14"/>
+        </w:numPr>
+      </w:pPr>
+      <w:r>
+        <w:t>More accurate conversion-rate calculations</w:t>
+      </w:r>
+    </w:p>
+    <w:p>
+      <w:pPr>
+        <w:numPr>
+          <w:ilvl w:val="0"/>
+          <w:numId w:val="14"/>
+        </w:numPr>
+      </w:pPr>
+      <w:r>
+        <w:t>Correct Enterprise account filtering</w:t>
+      </w:r>
+    </w:p>
+    <w:p>
+      <w:pPr>
+        <w:numPr>
+          <w:ilvl w:val="0"/>
+          <w:numId w:val="14"/>
+        </w:numPr>
+      </w:pPr>
+      <w:r>
+        <w:t>Better identification of high-risk customers</w:t>
+      </w:r>
+    </w:p>
+    <w:p>
+      <w:pPr>
+        <w:numPr>
+          <w:ilvl w:val="0"/>
+          <w:numId w:val="14"/>
+        </w:numPr>
+      </w:pPr>
+      <w:r>
+        <w:t>AI-generated explanations with contextual insights and citations</w:t>
+      </w:r>
+    </w:p>
+    <w:p>
+      <w:r>
+        <w:lastRenderedPageBreak/>
+        <w:t>Users can now ask natural-language questions without needing to understand the underlying data model.</w:t>
       </w:r>
     </w:p>
     <w:p>
@@ -71,24 +201,7 @@
           <w:b/>
           <w:bCs/>
         </w:rPr>
-        <w:t>1. Data Strategy: How the Revenue Intelligence System Was Built</w:t>
-      </w:r>
-    </w:p>
-    <w:p>
-      <w:r>
-        <w:t xml:space="preserve">Your core challenge was fragmentation: CRM deals, marketing campaigns, and support tickets lived in three separate systems, preventing your team from seeing the full revenue lifecycle. My strategy focused on unifying these sources into a single semantic and analytical model that supports both </w:t>
-      </w:r>
-      <w:proofErr w:type="gramStart"/>
-      <w:r>
-        <w:t>dashboard</w:t>
-      </w:r>
-      <w:proofErr w:type="gramEnd"/>
-      <w:r>
-        <w:t xml:space="preserve"> reporting and natural</w:t>
-      </w:r>
-      <w:r>
-        <w:noBreakHyphen/>
-        <w:t>language exploration.</w:t>
+        <w:t>4. Key Insights &amp; Recommendations</w:t>
       </w:r>
     </w:p>
     <w:p>
@@ -103,247 +216,57 @@
           <w:b/>
           <w:bCs/>
         </w:rPr>
-        <w:t>Data Unification Approach</w:t>
+        <w:t>Marketing</w:t>
       </w:r>
     </w:p>
     <w:p>
-      <w:pPr>
-        <w:numPr>
-          <w:ilvl w:val="0"/>
-          <w:numId w:val="1"/>
-        </w:numPr>
-      </w:pPr>
-      <w:r>
+      <w:r>
+        <w:t>Insight: Direct Mail achieved the highest conversion rate (62.05%) despite low lead volume.</w:t>
+      </w:r>
+      <w:r>
+        <w:br/>
+        <w:t xml:space="preserve">Recommendation: Increase investment in Direct Mail and reduce </w:t>
+      </w:r>
+      <w:proofErr w:type="gramStart"/>
+      <w:r>
+        <w:t>spend</w:t>
+      </w:r>
+      <w:proofErr w:type="gramEnd"/>
+      <w:r>
+        <w:t xml:space="preserve"> on low-performing channels such as Email.</w:t>
+      </w:r>
+    </w:p>
+    <w:p>
+      <w:pPr>
         <w:rPr>
           <w:b/>
           <w:bCs/>
         </w:rPr>
-        <w:t>Anchor Table:</w:t>
-      </w:r>
-      <w:r>
-        <w:t xml:space="preserve"> CRM Deals served as the anchor because it contains the </w:t>
-      </w:r>
-      <w:proofErr w:type="spellStart"/>
-      <w:r>
-        <w:t>account_id</w:t>
-      </w:r>
-      <w:proofErr w:type="spellEnd"/>
-      <w:r>
-        <w:t xml:space="preserve"> field shared across all systems and represents the revenue outcomes your team cares about.</w:t>
-      </w:r>
-    </w:p>
-    <w:p>
-      <w:pPr>
-        <w:numPr>
-          <w:ilvl w:val="0"/>
-          <w:numId w:val="1"/>
-        </w:numPr>
       </w:pPr>
       <w:r>
         <w:rPr>
           <w:b/>
           <w:bCs/>
         </w:rPr>
-        <w:t>Joins:</w:t>
+        <w:t>Sales</w:t>
       </w:r>
     </w:p>
     <w:p>
-      <w:pPr>
-        <w:numPr>
-          <w:ilvl w:val="1"/>
-          <w:numId w:val="1"/>
-        </w:numPr>
-      </w:pPr>
-      <w:r>
-        <w:t xml:space="preserve">CRM → Marketing Campaigns (left join on </w:t>
-      </w:r>
-      <w:proofErr w:type="spellStart"/>
-      <w:r>
-        <w:t>account_id</w:t>
-      </w:r>
-      <w:proofErr w:type="spellEnd"/>
-      <w:r>
-        <w:t>)</w:t>
+      <w:r>
+        <w:t>Insight: Enterprise accounts average $1,699.32 per deal, below expectations.</w:t>
+      </w:r>
+      <w:r>
+        <w:br/>
+        <w:t>Recommendation: Review pricing strategies, qualification criteria, and discounting practices.</w:t>
       </w:r>
     </w:p>
     <w:p>
       <w:pPr>
-        <w:numPr>
-          <w:ilvl w:val="1"/>
-          <w:numId w:val="1"/>
-        </w:numPr>
-      </w:pPr>
-      <w:r>
-        <w:t xml:space="preserve">CRM → Support Tickets (left join on </w:t>
-      </w:r>
-      <w:proofErr w:type="spellStart"/>
-      <w:r>
-        <w:t>account_id</w:t>
-      </w:r>
-      <w:proofErr w:type="spellEnd"/>
-      <w:r>
-        <w:t>)</w:t>
-      </w:r>
-    </w:p>
-    <w:p>
-      <w:pPr>
-        <w:numPr>
-          <w:ilvl w:val="0"/>
-          <w:numId w:val="1"/>
-        </w:numPr>
-      </w:pPr>
-      <w:r>
         <w:rPr>
           <w:b/>
           <w:bCs/>
         </w:rPr>
-        <w:t>Data Quality Checks:</w:t>
-      </w:r>
-    </w:p>
-    <w:p>
-      <w:pPr>
-        <w:numPr>
-          <w:ilvl w:val="1"/>
-          <w:numId w:val="1"/>
-        </w:numPr>
-      </w:pPr>
-      <w:r>
-        <w:t>Verified row counts and column counts across all three datasets</w:t>
-      </w:r>
-    </w:p>
-    <w:p>
-      <w:pPr>
-        <w:numPr>
-          <w:ilvl w:val="1"/>
-          <w:numId w:val="1"/>
-        </w:numPr>
-      </w:pPr>
-      <w:r>
-        <w:t>Corrected data types (dates, numeric fields, categorical fields)</w:t>
-      </w:r>
-    </w:p>
-    <w:p>
-      <w:pPr>
-        <w:numPr>
-          <w:ilvl w:val="1"/>
-          <w:numId w:val="1"/>
-        </w:numPr>
-      </w:pPr>
-      <w:r>
-        <w:t xml:space="preserve">Added calculated fields such as </w:t>
-      </w:r>
-      <w:r>
-        <w:rPr>
-          <w:i/>
-          <w:iCs/>
-        </w:rPr>
-        <w:t>campaign ROI</w:t>
-      </w:r>
-      <w:r>
-        <w:t xml:space="preserve">, </w:t>
-      </w:r>
-      <w:r>
-        <w:rPr>
-          <w:i/>
-          <w:iCs/>
-        </w:rPr>
-        <w:t>days to close</w:t>
-      </w:r>
-      <w:r>
-        <w:t xml:space="preserve">, </w:t>
-      </w:r>
-      <w:r>
-        <w:rPr>
-          <w:i/>
-          <w:iCs/>
-        </w:rPr>
-        <w:t>conversion rate</w:t>
-      </w:r>
-      <w:r>
-        <w:t xml:space="preserve">, and </w:t>
-      </w:r>
-      <w:r>
-        <w:rPr>
-          <w:i/>
-          <w:iCs/>
-        </w:rPr>
-        <w:t>severity score logic</w:t>
-      </w:r>
-    </w:p>
-    <w:p>
-      <w:pPr>
-        <w:numPr>
-          <w:ilvl w:val="0"/>
-          <w:numId w:val="1"/>
-        </w:numPr>
-      </w:pPr>
-      <w:r>
-        <w:rPr>
-          <w:b/>
-          <w:bCs/>
-        </w:rPr>
-        <w:t>Unified Dataset:</w:t>
-      </w:r>
-      <w:r>
-        <w:t xml:space="preserve"> Saved to SPICE with full join configuration and validated against expected row counts to ensure no unintended fan</w:t>
-      </w:r>
-      <w:r>
-        <w:noBreakHyphen/>
-        <w:t>out.</w:t>
-      </w:r>
-    </w:p>
-    <w:p>
-      <w:r>
-        <w:t xml:space="preserve">This unified dataset now allows your team to trace a lead from campaign → opportunity → closed deal → support experience, all through the same </w:t>
-      </w:r>
-      <w:proofErr w:type="spellStart"/>
-      <w:r>
-        <w:t>account_id</w:t>
-      </w:r>
-      <w:proofErr w:type="spellEnd"/>
-      <w:r>
-        <w:t>.</w:t>
-      </w:r>
-    </w:p>
-    <w:p>
-      <w:pPr>
-        <w:rPr>
-          <w:b/>
-          <w:bCs/>
-        </w:rPr>
-      </w:pPr>
-      <w:r>
-        <w:rPr>
-          <w:b/>
-          <w:bCs/>
-        </w:rPr>
-        <w:t>2. Dashboard Design Rationale: Why Each Sheet Looks the Way It Does</w:t>
-      </w:r>
-    </w:p>
-    <w:p>
-      <w:r>
-        <w:t xml:space="preserve">Your dashboard is structured into three sheets — </w:t>
-      </w:r>
-      <w:r>
-        <w:rPr>
-          <w:b/>
-          <w:bCs/>
-        </w:rPr>
-        <w:t>Marketing Funnel</w:t>
-      </w:r>
-      <w:r>
-        <w:t xml:space="preserve">, </w:t>
-      </w:r>
-      <w:r>
-        <w:rPr>
-          <w:b/>
-          <w:bCs/>
-        </w:rPr>
-        <w:t>Sales Pipeline</w:t>
-      </w:r>
-      <w:r>
-        <w:t xml:space="preserve">, and </w:t>
-      </w:r>
+      </w:pPr>
       <w:r>
         <w:rPr>
           <w:b/>
@@ -351,8 +274,14 @@
         </w:rPr>
         <w:t>Customer Health</w:t>
       </w:r>
-      <w:r>
-        <w:t xml:space="preserve"> — each designed to answer the specific business questions outlined in your brief.</w:t>
+    </w:p>
+    <w:p>
+      <w:r>
+        <w:t>Insight: Fourteen Enterprise accounts exhibit high ticket volume, negative sentiment, and high deal value, indicating elevated churn risk.</w:t>
+      </w:r>
+      <w:r>
+        <w:br/>
+        <w:t>Recommendation: Launch a targeted recovery program involving priority support, executive outreach, and root-cause remediation.</w:t>
       </w:r>
     </w:p>
     <w:p>
@@ -367,436 +296,43 @@
           <w:b/>
           <w:bCs/>
         </w:rPr>
-        <w:t>Marketing Funnel</w:t>
+        <w:t>Cross-Functional</w:t>
       </w:r>
     </w:p>
     <w:p>
       <w:r>
-        <w:lastRenderedPageBreak/>
-        <w:t>Purpose: Show how marketing investment turns into pipeline.</w:t>
+        <w:t>Insight: Several high-value customers originated from campaigns with weak ROI.</w:t>
+      </w:r>
+      <w:r>
+        <w:br/>
+        <w:t>Recommendation: Reassess attribution models and shift budget toward channels that drive both revenue and long-term customer success.</w:t>
       </w:r>
     </w:p>
     <w:p>
-      <w:r>
-        <w:t>Design choices:</w:t>
-      </w:r>
-    </w:p>
-    <w:p>
-      <w:pPr>
-        <w:numPr>
-          <w:ilvl w:val="0"/>
-          <w:numId w:val="2"/>
-        </w:numPr>
-      </w:pPr>
-      <w:r>
+      <w:pPr>
         <w:rPr>
           <w:b/>
           <w:bCs/>
         </w:rPr>
-        <w:t>Campaign Performance by Channel</w:t>
-      </w:r>
-      <w:r>
-        <w:t xml:space="preserve"> to identify which channels generate leads that convert.</w:t>
-      </w:r>
-    </w:p>
-    <w:p>
-      <w:pPr>
-        <w:numPr>
-          <w:ilvl w:val="0"/>
-          <w:numId w:val="2"/>
-        </w:numPr>
       </w:pPr>
       <w:r>
         <w:rPr>
           <w:b/>
           <w:bCs/>
         </w:rPr>
-        <w:t>Lead</w:t>
-      </w:r>
-      <w:r>
-        <w:rPr>
-          <w:b/>
-          <w:bCs/>
-        </w:rPr>
-        <w:noBreakHyphen/>
-        <w:t>to</w:t>
-      </w:r>
-      <w:r>
-        <w:rPr>
-          <w:b/>
-          <w:bCs/>
-        </w:rPr>
-        <w:noBreakHyphen/>
-        <w:t>Deal Conversion Funnel</w:t>
-      </w:r>
-      <w:r>
-        <w:t xml:space="preserve"> to visualize drop</w:t>
-      </w:r>
-      <w:r>
-        <w:noBreakHyphen/>
-        <w:t>off across stages.</w:t>
+        <w:t>5. AI and Dashboard Alignment</w:t>
       </w:r>
     </w:p>
     <w:p>
-      <w:pPr>
-        <w:numPr>
-          <w:ilvl w:val="0"/>
-          <w:numId w:val="2"/>
-        </w:numPr>
-      </w:pPr>
-      <w:r>
-        <w:rPr>
-          <w:b/>
-          <w:bCs/>
-        </w:rPr>
-        <w:t>Campaign ROI Table</w:t>
-      </w:r>
-      <w:r>
-        <w:t xml:space="preserve"> to highlight which campaigns pay for themselves.</w:t>
+      <w:r>
+        <w:t>Following Topic configuration, AI insights align with dashboard KPIs, including conversion rates, deal values, customer risk indicators, and revenue metrics. While the dashboard supports structured reporting and monitoring, AI enables flexible ad hoc analysis and faster decision-making through natural-language exploration.</w:t>
       </w:r>
     </w:p>
-    <w:p>
-      <w:pPr>
-        <w:numPr>
-          <w:ilvl w:val="0"/>
-          <w:numId w:val="2"/>
-        </w:numPr>
-      </w:pPr>
-      <w:r>
-        <w:rPr>
-          <w:b/>
-          <w:bCs/>
-        </w:rPr>
-        <w:t>Response Rate KPI</w:t>
-      </w:r>
-      <w:r>
-        <w:t xml:space="preserve"> for quick comparison across campaigns.</w:t>
-      </w:r>
-    </w:p>
-    <w:p>
-      <w:pPr>
-        <w:numPr>
-          <w:ilvl w:val="0"/>
-          <w:numId w:val="2"/>
-        </w:numPr>
-      </w:pPr>
-      <w:r>
-        <w:rPr>
-          <w:b/>
-          <w:bCs/>
-        </w:rPr>
-        <w:t>Filters:</w:t>
-      </w:r>
-      <w:r>
-        <w:t xml:space="preserve"> Campaign name, channel, date range, customer segment.</w:t>
-      </w:r>
-    </w:p>
-    <w:p>
-      <w:pPr>
-        <w:rPr>
-          <w:b/>
-          <w:bCs/>
-        </w:rPr>
-      </w:pPr>
-      <w:r>
-        <w:rPr>
-          <w:b/>
-          <w:bCs/>
-        </w:rPr>
-        <w:t>Sales Pipeline</w:t>
-      </w:r>
-    </w:p>
-    <w:p>
-      <w:r>
-        <w:t>Purpose: Understand deal flow, revenue performance, and sales efficiency.</w:t>
-      </w:r>
-    </w:p>
-    <w:p>
-      <w:r>
-        <w:t>Design choices:</w:t>
-      </w:r>
-    </w:p>
-    <w:p>
-      <w:pPr>
-        <w:numPr>
-          <w:ilvl w:val="0"/>
-          <w:numId w:val="3"/>
-        </w:numPr>
-      </w:pPr>
-      <w:r>
-        <w:rPr>
-          <w:b/>
-          <w:bCs/>
-        </w:rPr>
-        <w:t>Deal Stage Distribution</w:t>
-      </w:r>
-      <w:r>
-        <w:t xml:space="preserve"> to show pipeline health.</w:t>
-      </w:r>
-    </w:p>
-    <w:p>
-      <w:pPr>
-        <w:numPr>
-          <w:ilvl w:val="0"/>
-          <w:numId w:val="3"/>
-        </w:numPr>
-      </w:pPr>
-      <w:r>
-        <w:rPr>
-          <w:b/>
-          <w:bCs/>
-        </w:rPr>
-        <w:t>Win/Loss Breakdown</w:t>
-      </w:r>
-      <w:r>
-        <w:t xml:space="preserve"> with loss reasons for coaching and strategy.</w:t>
-      </w:r>
-    </w:p>
-    <w:p>
-      <w:pPr>
-        <w:numPr>
-          <w:ilvl w:val="0"/>
-          <w:numId w:val="3"/>
-        </w:numPr>
-      </w:pPr>
-      <w:r>
-        <w:rPr>
-          <w:b/>
-          <w:bCs/>
-        </w:rPr>
-        <w:t>Revenue by Segment &amp; Product</w:t>
-      </w:r>
-      <w:r>
-        <w:t xml:space="preserve"> to identify where money is </w:t>
-      </w:r>
-      <w:proofErr w:type="gramStart"/>
-      <w:r>
-        <w:t>actually coming</w:t>
-      </w:r>
-      <w:proofErr w:type="gramEnd"/>
-      <w:r>
-        <w:t xml:space="preserve"> from.</w:t>
-      </w:r>
-    </w:p>
-    <w:p>
-      <w:pPr>
-        <w:numPr>
-          <w:ilvl w:val="0"/>
-          <w:numId w:val="3"/>
-        </w:numPr>
-      </w:pPr>
-      <w:r>
-        <w:rPr>
-          <w:b/>
-          <w:bCs/>
-        </w:rPr>
-        <w:t>Days</w:t>
-      </w:r>
-      <w:r>
-        <w:rPr>
-          <w:b/>
-          <w:bCs/>
-        </w:rPr>
-        <w:noBreakHyphen/>
-        <w:t>to</w:t>
-      </w:r>
-      <w:r>
-        <w:rPr>
-          <w:b/>
-          <w:bCs/>
-        </w:rPr>
-        <w:noBreakHyphen/>
-        <w:t>Close KPI</w:t>
-      </w:r>
-      <w:r>
-        <w:t xml:space="preserve"> to track sales cycle efficiency.</w:t>
-      </w:r>
-    </w:p>
-    <w:p>
-      <w:pPr>
-        <w:numPr>
-          <w:ilvl w:val="0"/>
-          <w:numId w:val="3"/>
-        </w:numPr>
-      </w:pPr>
-      <w:r>
-        <w:rPr>
-          <w:b/>
-          <w:bCs/>
-        </w:rPr>
-        <w:t>Average Deal Value</w:t>
-      </w:r>
-      <w:r>
-        <w:t xml:space="preserve"> </w:t>
-      </w:r>
-      <w:proofErr w:type="gramStart"/>
-      <w:r>
-        <w:t>broken</w:t>
-      </w:r>
-      <w:proofErr w:type="gramEnd"/>
-      <w:r>
-        <w:t xml:space="preserve"> down by product and region.</w:t>
-      </w:r>
-    </w:p>
-    <w:p>
-      <w:pPr>
-        <w:numPr>
-          <w:ilvl w:val="0"/>
-          <w:numId w:val="3"/>
-        </w:numPr>
-      </w:pPr>
-      <w:r>
-        <w:rPr>
-          <w:b/>
-          <w:bCs/>
-        </w:rPr>
-        <w:t>Filters:</w:t>
-      </w:r>
-      <w:r>
-        <w:t xml:space="preserve"> Region, manager, product line, date range, deal stage.</w:t>
-      </w:r>
-    </w:p>
-    <w:p>
-      <w:pPr>
-        <w:rPr>
-          <w:b/>
-          <w:bCs/>
-        </w:rPr>
-      </w:pPr>
-      <w:r>
-        <w:rPr>
-          <w:b/>
-          <w:bCs/>
-        </w:rPr>
-        <w:t>Customer Health</w:t>
-      </w:r>
-    </w:p>
-    <w:p>
-      <w:r>
-        <w:t>Purpose: Identify at</w:t>
-      </w:r>
-      <w:r>
-        <w:noBreakHyphen/>
-        <w:t>risk accounts and support load patterns.</w:t>
-      </w:r>
-    </w:p>
-    <w:p>
-      <w:r>
-        <w:t>Design choices:</w:t>
-      </w:r>
-    </w:p>
-    <w:p>
-      <w:pPr>
-        <w:numPr>
-          <w:ilvl w:val="0"/>
-          <w:numId w:val="4"/>
-        </w:numPr>
-      </w:pPr>
-      <w:r>
-        <w:rPr>
-          <w:b/>
-          <w:bCs/>
-        </w:rPr>
-        <w:t>Ticket Volume by Account</w:t>
-      </w:r>
-      <w:r>
-        <w:t xml:space="preserve"> to surface high</w:t>
-      </w:r>
-      <w:r>
-        <w:noBreakHyphen/>
-        <w:t>maintenance customers.</w:t>
-      </w:r>
-    </w:p>
-    <w:p>
-      <w:pPr>
-        <w:numPr>
-          <w:ilvl w:val="0"/>
-          <w:numId w:val="4"/>
-        </w:numPr>
-      </w:pPr>
-      <w:r>
-        <w:rPr>
-          <w:b/>
-          <w:bCs/>
-        </w:rPr>
-        <w:t>Resolution Time by Priority</w:t>
-      </w:r>
-      <w:r>
-        <w:t xml:space="preserve"> to highlight operational bottlenecks.</w:t>
-      </w:r>
-    </w:p>
-    <w:p>
-      <w:pPr>
-        <w:numPr>
-          <w:ilvl w:val="0"/>
-          <w:numId w:val="4"/>
-        </w:numPr>
-      </w:pPr>
-      <w:r>
-        <w:rPr>
-          <w:b/>
-          <w:bCs/>
-        </w:rPr>
-        <w:t>Product Area Issues</w:t>
-      </w:r>
-      <w:r>
-        <w:t xml:space="preserve"> to show where engineering should focus.</w:t>
-      </w:r>
-    </w:p>
-    <w:p>
-      <w:pPr>
-        <w:numPr>
-          <w:ilvl w:val="0"/>
-          <w:numId w:val="4"/>
-        </w:numPr>
-      </w:pPr>
-      <w:r>
-        <w:rPr>
-          <w:b/>
-          <w:bCs/>
-        </w:rPr>
-        <w:t>Sentiment Distribution</w:t>
-      </w:r>
-      <w:r>
-        <w:t xml:space="preserve"> to understand customer tone.</w:t>
-      </w:r>
-    </w:p>
-    <w:p>
-      <w:pPr>
-        <w:numPr>
-          <w:ilvl w:val="0"/>
-          <w:numId w:val="4"/>
-        </w:numPr>
-      </w:pPr>
-      <w:r>
-        <w:rPr>
-          <w:b/>
-          <w:bCs/>
-        </w:rPr>
-        <w:t>Risk Indicator Visual</w:t>
-      </w:r>
-      <w:r>
-        <w:t xml:space="preserve"> combining deal value + ticket volume + negative sentiment.</w:t>
-      </w:r>
-    </w:p>
-    <w:p>
-      <w:pPr>
-        <w:numPr>
-          <w:ilvl w:val="0"/>
-          <w:numId w:val="4"/>
-        </w:numPr>
-      </w:pPr>
-      <w:r>
-        <w:rPr>
-          <w:b/>
-          <w:bCs/>
-        </w:rPr>
-        <w:t>Filters:</w:t>
-      </w:r>
-      <w:r>
-        <w:t xml:space="preserve"> Account, priority, product area, tier, region.</w:t>
-      </w:r>
-    </w:p>
+    <w:p/>
+    <w:p/>
+    <w:p/>
+    <w:p/>
+    <w:p/>
     <w:p>
       <w:pPr>
         <w:rPr>
@@ -810,894 +346,72 @@
           <w:bCs/>
         </w:rPr>
         <w:lastRenderedPageBreak/>
-        <w:t>Cross</w:t>
-      </w:r>
-      <w:r>
-        <w:rPr>
-          <w:b/>
-          <w:bCs/>
-        </w:rPr>
-        <w:noBreakHyphen/>
-        <w:t>Sheet Interactivity</w:t>
+        <w:t>Executive Summary</w:t>
       </w:r>
     </w:p>
     <w:p>
+      <w:r>
+        <w:t>The Revenue Intelligence Dashboard provides a unified view of marketing effectiveness, sales performance, and customer health. By combining integrated data with AI-driven insights, the platform enables teams to:</w:t>
+      </w:r>
+    </w:p>
+    <w:p>
       <w:pPr>
         <w:numPr>
           <w:ilvl w:val="0"/>
-          <w:numId w:val="5"/>
+          <w:numId w:val="15"/>
         </w:numPr>
       </w:pPr>
       <w:r>
-        <w:t>Selecting “Enterprise” or any segment updates all sheets.</w:t>
+        <w:t>Track the complete customer lifecycle</w:t>
       </w:r>
     </w:p>
     <w:p>
       <w:pPr>
         <w:numPr>
           <w:ilvl w:val="0"/>
-          <w:numId w:val="5"/>
+          <w:numId w:val="15"/>
         </w:numPr>
       </w:pPr>
       <w:r>
-        <w:t>One</w:t>
-      </w:r>
-      <w:r>
-        <w:noBreakHyphen/>
-        <w:t>click filtering allows drilling into specific accounts or campaigns.</w:t>
+        <w:t>Identify at-risk accounts earlier</w:t>
       </w:r>
     </w:p>
     <w:p>
       <w:pPr>
         <w:numPr>
           <w:ilvl w:val="0"/>
-          <w:numId w:val="5"/>
+          <w:numId w:val="15"/>
         </w:numPr>
       </w:pPr>
       <w:r>
-        <w:t>Navigation actions link sheets for seamless exploration.</w:t>
+        <w:t>Understand true revenue drivers</w:t>
       </w:r>
     </w:p>
     <w:p>
       <w:pPr>
-        <w:rPr>
-          <w:b/>
-          <w:bCs/>
-        </w:rPr>
-      </w:pPr>
-      <w:r>
-        <w:rPr>
-          <w:b/>
-          <w:bCs/>
-        </w:rPr>
-        <w:t>3. Topic Configuration Effects: How AI Accuracy Improved</w:t>
+        <w:numPr>
+          <w:ilvl w:val="0"/>
+          <w:numId w:val="15"/>
+        </w:numPr>
+      </w:pPr>
+      <w:r>
+        <w:t>Access insights through natural-language queries</w:t>
       </w:r>
     </w:p>
     <w:p>
-      <w:r>
-        <w:t>Before Topic configuration, Quick Chat struggled with:</w:t>
+      <w:pPr>
+        <w:numPr>
+          <w:ilvl w:val="0"/>
+          <w:numId w:val="15"/>
+        </w:numPr>
+      </w:pPr>
+      <w:r>
+        <w:t>Make faster, data-driven decisions</w:t>
       </w:r>
     </w:p>
     <w:p>
-      <w:pPr>
-        <w:numPr>
-          <w:ilvl w:val="0"/>
-          <w:numId w:val="6"/>
-        </w:numPr>
-      </w:pPr>
-      <w:r>
-        <w:t>Ambiguous terms (“campaign source,” “high risk,” “enterprise accounts”)</w:t>
-      </w:r>
-    </w:p>
-    <w:p>
-      <w:pPr>
-        <w:numPr>
-          <w:ilvl w:val="0"/>
-          <w:numId w:val="6"/>
-        </w:numPr>
-      </w:pPr>
-      <w:r>
-        <w:t>Incorrect filters</w:t>
-      </w:r>
-    </w:p>
-    <w:p>
-      <w:pPr>
-        <w:numPr>
-          <w:ilvl w:val="0"/>
-          <w:numId w:val="6"/>
-        </w:numPr>
-      </w:pPr>
-      <w:r>
-        <w:t>Partial dataset usage</w:t>
-      </w:r>
-    </w:p>
-    <w:p>
-      <w:pPr>
-        <w:numPr>
-          <w:ilvl w:val="0"/>
-          <w:numId w:val="6"/>
-        </w:numPr>
-      </w:pPr>
-      <w:r>
-        <w:t>Misinterpreted fields</w:t>
-      </w:r>
-    </w:p>
-    <w:p>
-      <w:r>
-        <w:t xml:space="preserve">To fix this, I built a </w:t>
-      </w:r>
-      <w:r>
-        <w:rPr>
-          <w:b/>
-          <w:bCs/>
-        </w:rPr>
-        <w:t>semantic Topic</w:t>
-      </w:r>
-      <w:r>
-        <w:t xml:space="preserve"> called </w:t>
-      </w:r>
-      <w:r>
-        <w:rPr>
-          <w:i/>
-          <w:iCs/>
-        </w:rPr>
-        <w:t>Revenue Intelligence Q Topic</w:t>
-      </w:r>
-      <w:r>
-        <w:t xml:space="preserve"> with:</w:t>
-      </w:r>
-    </w:p>
-    <w:p>
-      <w:pPr>
-        <w:numPr>
-          <w:ilvl w:val="0"/>
-          <w:numId w:val="7"/>
-        </w:numPr>
-      </w:pPr>
-      <w:r>
-        <w:t>Business term definitions</w:t>
-      </w:r>
-    </w:p>
-    <w:p>
-      <w:pPr>
-        <w:numPr>
-          <w:ilvl w:val="0"/>
-          <w:numId w:val="7"/>
-        </w:numPr>
-      </w:pPr>
-      <w:r>
-        <w:t>Synonyms (e.g., “deal size,” “deal value,” “opportunity size”)</w:t>
-      </w:r>
-    </w:p>
-    <w:p>
-      <w:pPr>
-        <w:numPr>
-          <w:ilvl w:val="0"/>
-          <w:numId w:val="7"/>
-        </w:numPr>
-      </w:pPr>
-      <w:r>
-        <w:t xml:space="preserve">Named filters (e.g., “enterprise accounts” → </w:t>
-      </w:r>
-      <w:proofErr w:type="spellStart"/>
-      <w:r>
-        <w:t>account_type</w:t>
-      </w:r>
-      <w:proofErr w:type="spellEnd"/>
-      <w:r>
-        <w:t xml:space="preserve"> = Enterprise)</w:t>
-      </w:r>
-    </w:p>
-    <w:p>
-      <w:pPr>
-        <w:numPr>
-          <w:ilvl w:val="0"/>
-          <w:numId w:val="7"/>
-        </w:numPr>
-      </w:pPr>
-      <w:r>
-        <w:t xml:space="preserve">Logic rules (“high risk” → </w:t>
-      </w:r>
-      <w:proofErr w:type="spellStart"/>
-      <w:r>
-        <w:t>severity_score</w:t>
-      </w:r>
-      <w:proofErr w:type="spellEnd"/>
-      <w:r>
-        <w:t xml:space="preserve"> ≥ 4; “negative sentiment” → sentiment = Negative)</w:t>
-      </w:r>
-    </w:p>
-    <w:p>
-      <w:pPr>
-        <w:rPr>
-          <w:b/>
-          <w:bCs/>
-        </w:rPr>
-      </w:pPr>
-      <w:r>
-        <w:rPr>
-          <w:b/>
-          <w:bCs/>
-        </w:rPr>
-        <w:t>Result: AI responses became significantly more accurate</w:t>
-      </w:r>
-    </w:p>
-    <w:p>
-      <w:pPr>
-        <w:numPr>
-          <w:ilvl w:val="0"/>
-          <w:numId w:val="8"/>
-        </w:numPr>
-      </w:pPr>
-      <w:r>
-        <w:t>Conversion rate calculations now use the full unified dataset.</w:t>
-      </w:r>
-    </w:p>
-    <w:p>
-      <w:pPr>
-        <w:numPr>
-          <w:ilvl w:val="0"/>
-          <w:numId w:val="8"/>
-        </w:numPr>
-      </w:pPr>
-      <w:r>
-        <w:t>Enterprise deal size reflects correct filtering across 22,698 records.</w:t>
-      </w:r>
-    </w:p>
-    <w:p>
-      <w:pPr>
-        <w:numPr>
-          <w:ilvl w:val="0"/>
-          <w:numId w:val="8"/>
-        </w:numPr>
-      </w:pPr>
-      <w:r>
-        <w:t>High</w:t>
-      </w:r>
-      <w:r>
-        <w:noBreakHyphen/>
-        <w:t>risk ticket queries correctly combine severity + sentiment.</w:t>
-      </w:r>
-    </w:p>
-    <w:p>
-      <w:pPr>
-        <w:numPr>
-          <w:ilvl w:val="0"/>
-          <w:numId w:val="8"/>
-        </w:numPr>
-      </w:pPr>
-      <w:r>
-        <w:t>Q now provides contextual explanations and key takeaways, not just raw tables.</w:t>
-      </w:r>
-    </w:p>
-    <w:p>
-      <w:pPr>
-        <w:numPr>
-          <w:ilvl w:val="0"/>
-          <w:numId w:val="8"/>
-        </w:numPr>
-      </w:pPr>
-      <w:r>
-        <w:t>Responses include citations showing Q is using the Topic’s semantic model.</w:t>
-      </w:r>
-    </w:p>
-    <w:p>
-      <w:r>
-        <w:t>This ensures your team can ask ad</w:t>
-      </w:r>
-      <w:r>
-        <w:noBreakHyphen/>
-        <w:t>hoc questions confidently without needing to understand the underlying schema.</w:t>
-      </w:r>
-    </w:p>
-    <w:p>
-      <w:pPr>
-        <w:rPr>
-          <w:b/>
-          <w:bCs/>
-        </w:rPr>
-      </w:pPr>
-      <w:r>
-        <w:rPr>
-          <w:b/>
-          <w:bCs/>
-        </w:rPr>
-        <w:t>4. Key Insights &amp; Recommended Actions</w:t>
-      </w:r>
-    </w:p>
-    <w:p>
-      <w:pPr>
-        <w:rPr>
-          <w:b/>
-          <w:bCs/>
-        </w:rPr>
-      </w:pPr>
-      <w:r>
-        <w:rPr>
-          <w:b/>
-          <w:bCs/>
-        </w:rPr>
-        <w:t>Marketing</w:t>
-      </w:r>
-    </w:p>
-    <w:p>
-      <w:r>
-        <w:rPr>
-          <w:b/>
-          <w:bCs/>
-        </w:rPr>
-        <w:lastRenderedPageBreak/>
-        <w:t>Insight:</w:t>
-      </w:r>
-      <w:r>
-        <w:t xml:space="preserve"> Direct Mail has the highest conversion rate (62.05%) despite having the smallest lead volume. </w:t>
-      </w:r>
-      <w:r>
-        <w:rPr>
-          <w:b/>
-          <w:bCs/>
-        </w:rPr>
-        <w:t>Action:</w:t>
-      </w:r>
-      <w:r>
-        <w:t xml:space="preserve"> Increase </w:t>
-      </w:r>
-      <w:proofErr w:type="gramStart"/>
-      <w:r>
-        <w:t>spend</w:t>
-      </w:r>
-      <w:proofErr w:type="gramEnd"/>
-      <w:r>
-        <w:t xml:space="preserve"> on Direct Mail and test scaling strategies while reducing low</w:t>
-      </w:r>
-      <w:r>
-        <w:noBreakHyphen/>
-        <w:t xml:space="preserve">performing channels like </w:t>
-      </w:r>
-      <w:proofErr w:type="gramStart"/>
-      <w:r>
-        <w:t>Email</w:t>
-      </w:r>
-      <w:proofErr w:type="gramEnd"/>
-      <w:r>
-        <w:t xml:space="preserve"> (1.37% conversion).</w:t>
-      </w:r>
-    </w:p>
-    <w:p>
-      <w:pPr>
-        <w:rPr>
-          <w:b/>
-          <w:bCs/>
-        </w:rPr>
-      </w:pPr>
-      <w:r>
-        <w:rPr>
-          <w:b/>
-          <w:bCs/>
-        </w:rPr>
-        <w:t>Sales</w:t>
-      </w:r>
-    </w:p>
-    <w:p>
-      <w:r>
-        <w:rPr>
-          <w:b/>
-          <w:bCs/>
-        </w:rPr>
-        <w:t>Insight:</w:t>
-      </w:r>
-      <w:r>
-        <w:t xml:space="preserve"> Enterprise accounts have an average deal size of </w:t>
-      </w:r>
-      <w:r>
-        <w:rPr>
-          <w:b/>
-          <w:bCs/>
-        </w:rPr>
-        <w:t>$1,699.32</w:t>
-      </w:r>
-      <w:r>
-        <w:t xml:space="preserve">, lower than expected. </w:t>
-      </w:r>
-      <w:r>
-        <w:rPr>
-          <w:b/>
-          <w:bCs/>
-        </w:rPr>
-        <w:t>Action:</w:t>
-      </w:r>
-      <w:r>
-        <w:t xml:space="preserve"> Review Enterprise discounting patterns and evaluate whether pricing strategy or qualification criteria need adjustment.</w:t>
-      </w:r>
-    </w:p>
-    <w:p>
-      <w:pPr>
-        <w:rPr>
-          <w:b/>
-          <w:bCs/>
-        </w:rPr>
-      </w:pPr>
-      <w:r>
-        <w:rPr>
-          <w:b/>
-          <w:bCs/>
-        </w:rPr>
-        <w:t>Customer Health</w:t>
-      </w:r>
-    </w:p>
-    <w:p>
-      <w:r>
-        <w:rPr>
-          <w:b/>
-          <w:bCs/>
-        </w:rPr>
-        <w:t>Insight:</w:t>
-      </w:r>
-      <w:r>
-        <w:t xml:space="preserve"> 14 Enterprise accounts show </w:t>
-      </w:r>
-      <w:r>
-        <w:rPr>
-          <w:b/>
-          <w:bCs/>
-        </w:rPr>
-        <w:t>high ticket volume + negative sentiment + high deal value</w:t>
-      </w:r>
-      <w:r>
-        <w:t xml:space="preserve"> — a churn risk cluster. </w:t>
-      </w:r>
-      <w:r>
-        <w:rPr>
-          <w:b/>
-          <w:bCs/>
-        </w:rPr>
-        <w:t>Action:</w:t>
-      </w:r>
-      <w:r>
-        <w:t xml:space="preserve"> Launch a proactive Customer Recovery Program targeting these accounts with:</w:t>
-      </w:r>
-    </w:p>
-    <w:p>
-      <w:pPr>
-        <w:numPr>
-          <w:ilvl w:val="0"/>
-          <w:numId w:val="9"/>
-        </w:numPr>
-      </w:pPr>
-      <w:r>
-        <w:t>Priority support</w:t>
-      </w:r>
-    </w:p>
-    <w:p>
-      <w:pPr>
-        <w:numPr>
-          <w:ilvl w:val="0"/>
-          <w:numId w:val="9"/>
-        </w:numPr>
-      </w:pPr>
-      <w:r>
-        <w:t>Executive check</w:t>
-      </w:r>
-      <w:r>
-        <w:noBreakHyphen/>
-        <w:t>ins</w:t>
-      </w:r>
-    </w:p>
-    <w:p>
-      <w:pPr>
-        <w:numPr>
-          <w:ilvl w:val="0"/>
-          <w:numId w:val="9"/>
-        </w:numPr>
-      </w:pPr>
-      <w:r>
-        <w:t>Root</w:t>
-      </w:r>
-      <w:r>
-        <w:noBreakHyphen/>
-        <w:t>cause analysis on recurring issues</w:t>
-      </w:r>
-    </w:p>
-    <w:p>
-      <w:pPr>
-        <w:rPr>
-          <w:b/>
-          <w:bCs/>
-        </w:rPr>
-      </w:pPr>
-      <w:r>
-        <w:rPr>
-          <w:b/>
-          <w:bCs/>
-        </w:rPr>
-        <w:t>Cross</w:t>
-      </w:r>
-      <w:r>
-        <w:rPr>
-          <w:b/>
-          <w:bCs/>
-        </w:rPr>
-        <w:noBreakHyphen/>
-        <w:t>Domain</w:t>
-      </w:r>
-    </w:p>
-    <w:p>
-      <w:r>
-        <w:rPr>
-          <w:b/>
-          <w:bCs/>
-        </w:rPr>
-        <w:t>Insight:</w:t>
-      </w:r>
-      <w:r>
-        <w:t xml:space="preserve"> Several high</w:t>
-      </w:r>
-      <w:r>
-        <w:noBreakHyphen/>
-        <w:t xml:space="preserve">value accounts originated from campaigns with low ROI. </w:t>
-      </w:r>
-      <w:r>
-        <w:rPr>
-          <w:b/>
-          <w:bCs/>
-        </w:rPr>
-        <w:t>Action:</w:t>
-      </w:r>
-      <w:r>
-        <w:t xml:space="preserve"> Reevaluate attribution models and consider shifting budget toward channels that produce both high conversion and long</w:t>
-      </w:r>
-      <w:r>
-        <w:noBreakHyphen/>
-        <w:t>term customer stability.</w:t>
-      </w:r>
-    </w:p>
-    <w:p>
-      <w:pPr>
-        <w:rPr>
-          <w:b/>
-          <w:bCs/>
-        </w:rPr>
-      </w:pPr>
-      <w:r>
-        <w:rPr>
-          <w:b/>
-          <w:bCs/>
-        </w:rPr>
-        <w:t>5. AI vs. Dashboard Comparison: Where They Agree and Diverge</w:t>
-      </w:r>
-    </w:p>
-    <w:p>
-      <w:pPr>
-        <w:rPr>
-          <w:b/>
-          <w:bCs/>
-        </w:rPr>
-      </w:pPr>
-      <w:r>
-        <w:rPr>
-          <w:b/>
-          <w:bCs/>
-        </w:rPr>
-        <w:t>Where AI and Dashboard Agree</w:t>
-      </w:r>
-    </w:p>
-    <w:p>
-      <w:pPr>
-        <w:numPr>
-          <w:ilvl w:val="0"/>
-          <w:numId w:val="10"/>
-        </w:numPr>
-      </w:pPr>
-      <w:r>
-        <w:t>Conversion rate rankings by channel</w:t>
-      </w:r>
-    </w:p>
-    <w:p>
-      <w:pPr>
-        <w:numPr>
-          <w:ilvl w:val="0"/>
-          <w:numId w:val="10"/>
-        </w:numPr>
-      </w:pPr>
-      <w:r>
-        <w:t>Enterprise average deal size</w:t>
-      </w:r>
-    </w:p>
-    <w:p>
-      <w:pPr>
-        <w:numPr>
-          <w:ilvl w:val="0"/>
-          <w:numId w:val="10"/>
-        </w:numPr>
-      </w:pPr>
-      <w:r>
-        <w:t>High</w:t>
-      </w:r>
-      <w:r>
-        <w:noBreakHyphen/>
-        <w:t>risk ticket identification</w:t>
-      </w:r>
-    </w:p>
-    <w:p>
-      <w:pPr>
-        <w:numPr>
-          <w:ilvl w:val="0"/>
-          <w:numId w:val="10"/>
-        </w:numPr>
-      </w:pPr>
-      <w:r>
-        <w:t>Revenue by segment and product</w:t>
-      </w:r>
-    </w:p>
-    <w:p>
-      <w:pPr>
-        <w:numPr>
-          <w:ilvl w:val="0"/>
-          <w:numId w:val="10"/>
-        </w:numPr>
-      </w:pPr>
-      <w:r>
-        <w:t>Win/loss patterns</w:t>
-      </w:r>
-    </w:p>
-    <w:p>
-      <w:pPr>
-        <w:rPr>
-          <w:b/>
-          <w:bCs/>
-        </w:rPr>
-      </w:pPr>
-      <w:r>
-        <w:rPr>
-          <w:b/>
-          <w:bCs/>
-        </w:rPr>
-        <w:t xml:space="preserve">Where They Diverged (and </w:t>
-      </w:r>
-      <w:proofErr w:type="gramStart"/>
-      <w:r>
-        <w:rPr>
-          <w:b/>
-          <w:bCs/>
-        </w:rPr>
-        <w:t>Why</w:t>
-      </w:r>
-      <w:proofErr w:type="gramEnd"/>
-      <w:r>
-        <w:rPr>
-          <w:b/>
-          <w:bCs/>
-        </w:rPr>
-        <w:t>)</w:t>
-      </w:r>
-    </w:p>
-    <w:p>
-      <w:pPr>
-        <w:numPr>
-          <w:ilvl w:val="0"/>
-          <w:numId w:val="11"/>
-        </w:numPr>
-      </w:pPr>
-      <w:r>
-        <w:rPr>
-          <w:b/>
-          <w:bCs/>
-        </w:rPr>
-        <w:t>Before Topic configuration:</w:t>
-      </w:r>
-    </w:p>
-    <w:p>
-      <w:pPr>
-        <w:numPr>
-          <w:ilvl w:val="1"/>
-          <w:numId w:val="11"/>
-        </w:numPr>
-      </w:pPr>
-      <w:r>
-        <w:t>AI used partial datasets</w:t>
-      </w:r>
-    </w:p>
-    <w:p>
-      <w:pPr>
-        <w:numPr>
-          <w:ilvl w:val="1"/>
-          <w:numId w:val="11"/>
-        </w:numPr>
-      </w:pPr>
-      <w:r>
-        <w:lastRenderedPageBreak/>
-        <w:t>Misinterpreted “campaign source”</w:t>
-      </w:r>
-    </w:p>
-    <w:p>
-      <w:pPr>
-        <w:numPr>
-          <w:ilvl w:val="1"/>
-          <w:numId w:val="11"/>
-        </w:numPr>
-      </w:pPr>
-      <w:r>
-        <w:t>Incorrectly filtered Enterprise accounts</w:t>
-      </w:r>
-    </w:p>
-    <w:p>
-      <w:pPr>
-        <w:numPr>
-          <w:ilvl w:val="1"/>
-          <w:numId w:val="11"/>
-        </w:numPr>
-      </w:pPr>
-      <w:r>
-        <w:t>Could not combine severity + sentiment</w:t>
-      </w:r>
-    </w:p>
-    <w:p>
-      <w:pPr>
-        <w:numPr>
-          <w:ilvl w:val="0"/>
-          <w:numId w:val="11"/>
-        </w:numPr>
-      </w:pPr>
-      <w:r>
-        <w:rPr>
-          <w:b/>
-          <w:bCs/>
-        </w:rPr>
-        <w:t>After Topic configuration:</w:t>
-      </w:r>
-    </w:p>
-    <w:p>
-      <w:pPr>
-        <w:numPr>
-          <w:ilvl w:val="1"/>
-          <w:numId w:val="11"/>
-        </w:numPr>
-      </w:pPr>
-      <w:r>
-        <w:t>AI results now match dashboard KPIs</w:t>
-      </w:r>
-    </w:p>
-    <w:p>
-      <w:pPr>
-        <w:numPr>
-          <w:ilvl w:val="1"/>
-          <w:numId w:val="11"/>
-        </w:numPr>
-      </w:pPr>
-      <w:r>
-        <w:t>Filters apply correctly</w:t>
-      </w:r>
-    </w:p>
-    <w:p>
-      <w:pPr>
-        <w:numPr>
-          <w:ilvl w:val="1"/>
-          <w:numId w:val="11"/>
-        </w:numPr>
-      </w:pPr>
-      <w:r>
-        <w:t>Semantic rules ensure consistent interpretation</w:t>
-      </w:r>
-    </w:p>
-    <w:p>
-      <w:pPr>
-        <w:numPr>
-          <w:ilvl w:val="1"/>
-          <w:numId w:val="11"/>
-        </w:numPr>
-      </w:pPr>
-      <w:r>
-        <w:t>AI provides narrative insights beyond the dashboard visuals</w:t>
-      </w:r>
-    </w:p>
-    <w:p>
-      <w:r>
-        <w:t>The dashboard answers structured weekly questions; AI handles ad</w:t>
-      </w:r>
-      <w:r>
-        <w:noBreakHyphen/>
-        <w:t>hoc exploration with context</w:t>
-      </w:r>
-      <w:r>
-        <w:noBreakHyphen/>
-        <w:t>aware accuracy.</w:t>
-      </w:r>
-    </w:p>
-    <w:p>
-      <w:pPr>
-        <w:rPr>
-          <w:b/>
-          <w:bCs/>
-        </w:rPr>
-      </w:pPr>
-      <w:r>
-        <w:rPr>
-          <w:b/>
-          <w:bCs/>
-        </w:rPr>
-        <w:t>Closing Summary</w:t>
-      </w:r>
-    </w:p>
-    <w:p>
-      <w:r>
-        <w:t>The Revenue Intelligence Dashboard now gives your team a single place to understand marketing performance, sales pipeline health, and customer risk — all tied together through unified data and enhanced by natural</w:t>
-      </w:r>
-      <w:r>
-        <w:noBreakHyphen/>
-        <w:t>language AI.</w:t>
-      </w:r>
-    </w:p>
-    <w:p>
-      <w:r>
-        <w:t>Your revenue team can:</w:t>
-      </w:r>
-    </w:p>
-    <w:p>
-      <w:pPr>
-        <w:numPr>
-          <w:ilvl w:val="0"/>
-          <w:numId w:val="12"/>
-        </w:numPr>
-      </w:pPr>
-      <w:r>
-        <w:t>See the full lifecycle from lead → deal → support</w:t>
-      </w:r>
-    </w:p>
-    <w:p>
-      <w:pPr>
-        <w:numPr>
-          <w:ilvl w:val="0"/>
-          <w:numId w:val="12"/>
-        </w:numPr>
-      </w:pPr>
-      <w:r>
-        <w:t>Identify at</w:t>
-      </w:r>
-      <w:r>
-        <w:noBreakHyphen/>
-        <w:t>risk accounts instantly</w:t>
-      </w:r>
-    </w:p>
-    <w:p>
-      <w:pPr>
-        <w:numPr>
-          <w:ilvl w:val="0"/>
-          <w:numId w:val="12"/>
-        </w:numPr>
-      </w:pPr>
-      <w:r>
-        <w:t>Understand which campaigns truly drive revenue</w:t>
-      </w:r>
-    </w:p>
-    <w:p>
-      <w:pPr>
-        <w:numPr>
-          <w:ilvl w:val="0"/>
-          <w:numId w:val="12"/>
-        </w:numPr>
-      </w:pPr>
-      <w:r>
-        <w:t>Ask plain</w:t>
-      </w:r>
-      <w:r>
-        <w:noBreakHyphen/>
-        <w:t>English questions and get accurate answers</w:t>
-      </w:r>
-    </w:p>
-    <w:p>
-      <w:pPr>
-        <w:numPr>
-          <w:ilvl w:val="0"/>
-          <w:numId w:val="12"/>
-        </w:numPr>
-      </w:pPr>
-      <w:r>
-        <w:t>Make decisions faster and with more confidence</w:t>
-      </w:r>
-    </w:p>
-    <w:p>
-      <w:r>
-        <w:t>This system is ready for Monday’s meeting — and ready to scale as your team’s needs evolve.</w:t>
+      <w:r>
+        <w:t>The solution is production-ready and scalable for future revenue intelligence needs.</w:t>
       </w:r>
     </w:p>
     <w:p/>
@@ -2608,6 +1322,304 @@
     </w:lvl>
   </w:abstractNum>
   <w:abstractNum w:abstractNumId="6" w15:restartNumberingAfterBreak="0">
+    <w:nsid w:val="40C45621"/>
+    <w:multiLevelType w:val="multilevel"/>
+    <w:tmpl w:val="156A09D6"/>
+    <w:lvl w:ilvl="0">
+      <w:start w:val="1"/>
+      <w:numFmt w:val="bullet"/>
+      <w:lvlText w:val=""/>
+      <w:lvlJc w:val="left"/>
+      <w:pPr>
+        <w:tabs>
+          <w:tab w:val="num" w:pos="720"/>
+        </w:tabs>
+        <w:ind w:left="720" w:hanging="360"/>
+      </w:pPr>
+      <w:rPr>
+        <w:rFonts w:ascii="Symbol" w:hAnsi="Symbol" w:hint="default"/>
+        <w:sz w:val="20"/>
+      </w:rPr>
+    </w:lvl>
+    <w:lvl w:ilvl="1" w:tentative="1">
+      <w:start w:val="1"/>
+      <w:numFmt w:val="bullet"/>
+      <w:lvlText w:val="o"/>
+      <w:lvlJc w:val="left"/>
+      <w:pPr>
+        <w:tabs>
+          <w:tab w:val="num" w:pos="1440"/>
+        </w:tabs>
+        <w:ind w:left="1440" w:hanging="360"/>
+      </w:pPr>
+      <w:rPr>
+        <w:rFonts w:ascii="Courier New" w:hAnsi="Courier New" w:hint="default"/>
+        <w:sz w:val="20"/>
+      </w:rPr>
+    </w:lvl>
+    <w:lvl w:ilvl="2" w:tentative="1">
+      <w:start w:val="1"/>
+      <w:numFmt w:val="bullet"/>
+      <w:lvlText w:val=""/>
+      <w:lvlJc w:val="left"/>
+      <w:pPr>
+        <w:tabs>
+          <w:tab w:val="num" w:pos="2160"/>
+        </w:tabs>
+        <w:ind w:left="2160" w:hanging="360"/>
+      </w:pPr>
+      <w:rPr>
+        <w:rFonts w:ascii="Wingdings" w:hAnsi="Wingdings" w:hint="default"/>
+        <w:sz w:val="20"/>
+      </w:rPr>
+    </w:lvl>
+    <w:lvl w:ilvl="3" w:tentative="1">
+      <w:start w:val="1"/>
+      <w:numFmt w:val="bullet"/>
+      <w:lvlText w:val=""/>
+      <w:lvlJc w:val="left"/>
+      <w:pPr>
+        <w:tabs>
+          <w:tab w:val="num" w:pos="2880"/>
+        </w:tabs>
+        <w:ind w:left="2880" w:hanging="360"/>
+      </w:pPr>
+      <w:rPr>
+        <w:rFonts w:ascii="Wingdings" w:hAnsi="Wingdings" w:hint="default"/>
+        <w:sz w:val="20"/>
+      </w:rPr>
+    </w:lvl>
+    <w:lvl w:ilvl="4" w:tentative="1">
+      <w:start w:val="1"/>
+      <w:numFmt w:val="bullet"/>
+      <w:lvlText w:val=""/>
+      <w:lvlJc w:val="left"/>
+      <w:pPr>
+        <w:tabs>
+          <w:tab w:val="num" w:pos="3600"/>
+        </w:tabs>
+        <w:ind w:left="3600" w:hanging="360"/>
+      </w:pPr>
+      <w:rPr>
+        <w:rFonts w:ascii="Wingdings" w:hAnsi="Wingdings" w:hint="default"/>
+        <w:sz w:val="20"/>
+      </w:rPr>
+    </w:lvl>
+    <w:lvl w:ilvl="5" w:tentative="1">
+      <w:start w:val="1"/>
+      <w:numFmt w:val="bullet"/>
+      <w:lvlText w:val=""/>
+      <w:lvlJc w:val="left"/>
+      <w:pPr>
+        <w:tabs>
+          <w:tab w:val="num" w:pos="4320"/>
+        </w:tabs>
+        <w:ind w:left="4320" w:hanging="360"/>
+      </w:pPr>
+      <w:rPr>
+        <w:rFonts w:ascii="Wingdings" w:hAnsi="Wingdings" w:hint="default"/>
+        <w:sz w:val="20"/>
+      </w:rPr>
+    </w:lvl>
+    <w:lvl w:ilvl="6" w:tentative="1">
+      <w:start w:val="1"/>
+      <w:numFmt w:val="bullet"/>
+      <w:lvlText w:val=""/>
+      <w:lvlJc w:val="left"/>
+      <w:pPr>
+        <w:tabs>
+          <w:tab w:val="num" w:pos="5040"/>
+        </w:tabs>
+        <w:ind w:left="5040" w:hanging="360"/>
+      </w:pPr>
+      <w:rPr>
+        <w:rFonts w:ascii="Wingdings" w:hAnsi="Wingdings" w:hint="default"/>
+        <w:sz w:val="20"/>
+      </w:rPr>
+    </w:lvl>
+    <w:lvl w:ilvl="7" w:tentative="1">
+      <w:start w:val="1"/>
+      <w:numFmt w:val="bullet"/>
+      <w:lvlText w:val=""/>
+      <w:lvlJc w:val="left"/>
+      <w:pPr>
+        <w:tabs>
+          <w:tab w:val="num" w:pos="5760"/>
+        </w:tabs>
+        <w:ind w:left="5760" w:hanging="360"/>
+      </w:pPr>
+      <w:rPr>
+        <w:rFonts w:ascii="Wingdings" w:hAnsi="Wingdings" w:hint="default"/>
+        <w:sz w:val="20"/>
+      </w:rPr>
+    </w:lvl>
+    <w:lvl w:ilvl="8" w:tentative="1">
+      <w:start w:val="1"/>
+      <w:numFmt w:val="bullet"/>
+      <w:lvlText w:val=""/>
+      <w:lvlJc w:val="left"/>
+      <w:pPr>
+        <w:tabs>
+          <w:tab w:val="num" w:pos="6480"/>
+        </w:tabs>
+        <w:ind w:left="6480" w:hanging="360"/>
+      </w:pPr>
+      <w:rPr>
+        <w:rFonts w:ascii="Wingdings" w:hAnsi="Wingdings" w:hint="default"/>
+        <w:sz w:val="20"/>
+      </w:rPr>
+    </w:lvl>
+  </w:abstractNum>
+  <w:abstractNum w:abstractNumId="7" w15:restartNumberingAfterBreak="0">
+    <w:nsid w:val="49062894"/>
+    <w:multiLevelType w:val="multilevel"/>
+    <w:tmpl w:val="E4621E28"/>
+    <w:lvl w:ilvl="0">
+      <w:start w:val="1"/>
+      <w:numFmt w:val="bullet"/>
+      <w:lvlText w:val=""/>
+      <w:lvlJc w:val="left"/>
+      <w:pPr>
+        <w:tabs>
+          <w:tab w:val="num" w:pos="720"/>
+        </w:tabs>
+        <w:ind w:left="720" w:hanging="360"/>
+      </w:pPr>
+      <w:rPr>
+        <w:rFonts w:ascii="Symbol" w:hAnsi="Symbol" w:hint="default"/>
+        <w:sz w:val="20"/>
+      </w:rPr>
+    </w:lvl>
+    <w:lvl w:ilvl="1" w:tentative="1">
+      <w:start w:val="1"/>
+      <w:numFmt w:val="bullet"/>
+      <w:lvlText w:val="o"/>
+      <w:lvlJc w:val="left"/>
+      <w:pPr>
+        <w:tabs>
+          <w:tab w:val="num" w:pos="1440"/>
+        </w:tabs>
+        <w:ind w:left="1440" w:hanging="360"/>
+      </w:pPr>
+      <w:rPr>
+        <w:rFonts w:ascii="Courier New" w:hAnsi="Courier New" w:hint="default"/>
+        <w:sz w:val="20"/>
+      </w:rPr>
+    </w:lvl>
+    <w:lvl w:ilvl="2" w:tentative="1">
+      <w:start w:val="1"/>
+      <w:numFmt w:val="bullet"/>
+      <w:lvlText w:val=""/>
+      <w:lvlJc w:val="left"/>
+      <w:pPr>
+        <w:tabs>
+          <w:tab w:val="num" w:pos="2160"/>
+        </w:tabs>
+        <w:ind w:left="2160" w:hanging="360"/>
+      </w:pPr>
+      <w:rPr>
+        <w:rFonts w:ascii="Wingdings" w:hAnsi="Wingdings" w:hint="default"/>
+        <w:sz w:val="20"/>
+      </w:rPr>
+    </w:lvl>
+    <w:lvl w:ilvl="3" w:tentative="1">
+      <w:start w:val="1"/>
+      <w:numFmt w:val="bullet"/>
+      <w:lvlText w:val=""/>
+      <w:lvlJc w:val="left"/>
+      <w:pPr>
+        <w:tabs>
+          <w:tab w:val="num" w:pos="2880"/>
+        </w:tabs>
+        <w:ind w:left="2880" w:hanging="360"/>
+      </w:pPr>
+      <w:rPr>
+        <w:rFonts w:ascii="Wingdings" w:hAnsi="Wingdings" w:hint="default"/>
+        <w:sz w:val="20"/>
+      </w:rPr>
+    </w:lvl>
+    <w:lvl w:ilvl="4" w:tentative="1">
+      <w:start w:val="1"/>
+      <w:numFmt w:val="bullet"/>
+      <w:lvlText w:val=""/>
+      <w:lvlJc w:val="left"/>
+      <w:pPr>
+        <w:tabs>
+          <w:tab w:val="num" w:pos="3600"/>
+        </w:tabs>
+        <w:ind w:left="3600" w:hanging="360"/>
+      </w:pPr>
+      <w:rPr>
+        <w:rFonts w:ascii="Wingdings" w:hAnsi="Wingdings" w:hint="default"/>
+        <w:sz w:val="20"/>
+      </w:rPr>
+    </w:lvl>
+    <w:lvl w:ilvl="5" w:tentative="1">
+      <w:start w:val="1"/>
+      <w:numFmt w:val="bullet"/>
+      <w:lvlText w:val=""/>
+      <w:lvlJc w:val="left"/>
+      <w:pPr>
+        <w:tabs>
+          <w:tab w:val="num" w:pos="4320"/>
+        </w:tabs>
+        <w:ind w:left="4320" w:hanging="360"/>
+      </w:pPr>
+      <w:rPr>
+        <w:rFonts w:ascii="Wingdings" w:hAnsi="Wingdings" w:hint="default"/>
+        <w:sz w:val="20"/>
+      </w:rPr>
+    </w:lvl>
+    <w:lvl w:ilvl="6" w:tentative="1">
+      <w:start w:val="1"/>
+      <w:numFmt w:val="bullet"/>
+      <w:lvlText w:val=""/>
+      <w:lvlJc w:val="left"/>
+      <w:pPr>
+        <w:tabs>
+          <w:tab w:val="num" w:pos="5040"/>
+        </w:tabs>
+        <w:ind w:left="5040" w:hanging="360"/>
+      </w:pPr>
+      <w:rPr>
+        <w:rFonts w:ascii="Wingdings" w:hAnsi="Wingdings" w:hint="default"/>
+        <w:sz w:val="20"/>
+      </w:rPr>
+    </w:lvl>
+    <w:lvl w:ilvl="7" w:tentative="1">
+      <w:start w:val="1"/>
+      <w:numFmt w:val="bullet"/>
+      <w:lvlText w:val=""/>
+      <w:lvlJc w:val="left"/>
+      <w:pPr>
+        <w:tabs>
+          <w:tab w:val="num" w:pos="5760"/>
+        </w:tabs>
+        <w:ind w:left="5760" w:hanging="360"/>
+      </w:pPr>
+      <w:rPr>
+        <w:rFonts w:ascii="Wingdings" w:hAnsi="Wingdings" w:hint="default"/>
+        <w:sz w:val="20"/>
+      </w:rPr>
+    </w:lvl>
+    <w:lvl w:ilvl="8" w:tentative="1">
+      <w:start w:val="1"/>
+      <w:numFmt w:val="bullet"/>
+      <w:lvlText w:val=""/>
+      <w:lvlJc w:val="left"/>
+      <w:pPr>
+        <w:tabs>
+          <w:tab w:val="num" w:pos="6480"/>
+        </w:tabs>
+        <w:ind w:left="6480" w:hanging="360"/>
+      </w:pPr>
+      <w:rPr>
+        <w:rFonts w:ascii="Wingdings" w:hAnsi="Wingdings" w:hint="default"/>
+        <w:sz w:val="20"/>
+      </w:rPr>
+    </w:lvl>
+  </w:abstractNum>
+  <w:abstractNum w:abstractNumId="8" w15:restartNumberingAfterBreak="0">
     <w:nsid w:val="51B43D4D"/>
     <w:multiLevelType w:val="multilevel"/>
     <w:tmpl w:val="F462DDF6"/>
@@ -2756,7 +1768,7 @@
       </w:rPr>
     </w:lvl>
   </w:abstractNum>
-  <w:abstractNum w:abstractNumId="7" w15:restartNumberingAfterBreak="0">
+  <w:abstractNum w:abstractNumId="9" w15:restartNumberingAfterBreak="0">
     <w:nsid w:val="580D3350"/>
     <w:multiLevelType w:val="multilevel"/>
     <w:tmpl w:val="847CF8FA"/>
@@ -2905,7 +1917,7 @@
       </w:rPr>
     </w:lvl>
   </w:abstractNum>
-  <w:abstractNum w:abstractNumId="8" w15:restartNumberingAfterBreak="0">
+  <w:abstractNum w:abstractNumId="10" w15:restartNumberingAfterBreak="0">
     <w:nsid w:val="5E761DD0"/>
     <w:multiLevelType w:val="multilevel"/>
     <w:tmpl w:val="CEA07F40"/>
@@ -3054,7 +2066,156 @@
       </w:rPr>
     </w:lvl>
   </w:abstractNum>
-  <w:abstractNum w:abstractNumId="9" w15:restartNumberingAfterBreak="0">
+  <w:abstractNum w:abstractNumId="11" w15:restartNumberingAfterBreak="0">
+    <w:nsid w:val="68B65E5C"/>
+    <w:multiLevelType w:val="multilevel"/>
+    <w:tmpl w:val="7CBA79E4"/>
+    <w:lvl w:ilvl="0">
+      <w:start w:val="1"/>
+      <w:numFmt w:val="bullet"/>
+      <w:lvlText w:val=""/>
+      <w:lvlJc w:val="left"/>
+      <w:pPr>
+        <w:tabs>
+          <w:tab w:val="num" w:pos="720"/>
+        </w:tabs>
+        <w:ind w:left="720" w:hanging="360"/>
+      </w:pPr>
+      <w:rPr>
+        <w:rFonts w:ascii="Symbol" w:hAnsi="Symbol" w:hint="default"/>
+        <w:sz w:val="20"/>
+      </w:rPr>
+    </w:lvl>
+    <w:lvl w:ilvl="1" w:tentative="1">
+      <w:start w:val="1"/>
+      <w:numFmt w:val="bullet"/>
+      <w:lvlText w:val="o"/>
+      <w:lvlJc w:val="left"/>
+      <w:pPr>
+        <w:tabs>
+          <w:tab w:val="num" w:pos="1440"/>
+        </w:tabs>
+        <w:ind w:left="1440" w:hanging="360"/>
+      </w:pPr>
+      <w:rPr>
+        <w:rFonts w:ascii="Courier New" w:hAnsi="Courier New" w:hint="default"/>
+        <w:sz w:val="20"/>
+      </w:rPr>
+    </w:lvl>
+    <w:lvl w:ilvl="2" w:tentative="1">
+      <w:start w:val="1"/>
+      <w:numFmt w:val="bullet"/>
+      <w:lvlText w:val=""/>
+      <w:lvlJc w:val="left"/>
+      <w:pPr>
+        <w:tabs>
+          <w:tab w:val="num" w:pos="2160"/>
+        </w:tabs>
+        <w:ind w:left="2160" w:hanging="360"/>
+      </w:pPr>
+      <w:rPr>
+        <w:rFonts w:ascii="Wingdings" w:hAnsi="Wingdings" w:hint="default"/>
+        <w:sz w:val="20"/>
+      </w:rPr>
+    </w:lvl>
+    <w:lvl w:ilvl="3" w:tentative="1">
+      <w:start w:val="1"/>
+      <w:numFmt w:val="bullet"/>
+      <w:lvlText w:val=""/>
+      <w:lvlJc w:val="left"/>
+      <w:pPr>
+        <w:tabs>
+          <w:tab w:val="num" w:pos="2880"/>
+        </w:tabs>
+        <w:ind w:left="2880" w:hanging="360"/>
+      </w:pPr>
+      <w:rPr>
+        <w:rFonts w:ascii="Wingdings" w:hAnsi="Wingdings" w:hint="default"/>
+        <w:sz w:val="20"/>
+      </w:rPr>
+    </w:lvl>
+    <w:lvl w:ilvl="4" w:tentative="1">
+      <w:start w:val="1"/>
+      <w:numFmt w:val="bullet"/>
+      <w:lvlText w:val=""/>
+      <w:lvlJc w:val="left"/>
+      <w:pPr>
+        <w:tabs>
+          <w:tab w:val="num" w:pos="3600"/>
+        </w:tabs>
+        <w:ind w:left="3600" w:hanging="360"/>
+      </w:pPr>
+      <w:rPr>
+        <w:rFonts w:ascii="Wingdings" w:hAnsi="Wingdings" w:hint="default"/>
+        <w:sz w:val="20"/>
+      </w:rPr>
+    </w:lvl>
+    <w:lvl w:ilvl="5" w:tentative="1">
+      <w:start w:val="1"/>
+      <w:numFmt w:val="bullet"/>
+      <w:lvlText w:val=""/>
+      <w:lvlJc w:val="left"/>
+      <w:pPr>
+        <w:tabs>
+          <w:tab w:val="num" w:pos="4320"/>
+        </w:tabs>
+        <w:ind w:left="4320" w:hanging="360"/>
+      </w:pPr>
+      <w:rPr>
+        <w:rFonts w:ascii="Wingdings" w:hAnsi="Wingdings" w:hint="default"/>
+        <w:sz w:val="20"/>
+      </w:rPr>
+    </w:lvl>
+    <w:lvl w:ilvl="6" w:tentative="1">
+      <w:start w:val="1"/>
+      <w:numFmt w:val="bullet"/>
+      <w:lvlText w:val=""/>
+      <w:lvlJc w:val="left"/>
+      <w:pPr>
+        <w:tabs>
+          <w:tab w:val="num" w:pos="5040"/>
+        </w:tabs>
+        <w:ind w:left="5040" w:hanging="360"/>
+      </w:pPr>
+      <w:rPr>
+        <w:rFonts w:ascii="Wingdings" w:hAnsi="Wingdings" w:hint="default"/>
+        <w:sz w:val="20"/>
+      </w:rPr>
+    </w:lvl>
+    <w:lvl w:ilvl="7" w:tentative="1">
+      <w:start w:val="1"/>
+      <w:numFmt w:val="bullet"/>
+      <w:lvlText w:val=""/>
+      <w:lvlJc w:val="left"/>
+      <w:pPr>
+        <w:tabs>
+          <w:tab w:val="num" w:pos="5760"/>
+        </w:tabs>
+        <w:ind w:left="5760" w:hanging="360"/>
+      </w:pPr>
+      <w:rPr>
+        <w:rFonts w:ascii="Wingdings" w:hAnsi="Wingdings" w:hint="default"/>
+        <w:sz w:val="20"/>
+      </w:rPr>
+    </w:lvl>
+    <w:lvl w:ilvl="8" w:tentative="1">
+      <w:start w:val="1"/>
+      <w:numFmt w:val="bullet"/>
+      <w:lvlText w:val=""/>
+      <w:lvlJc w:val="left"/>
+      <w:pPr>
+        <w:tabs>
+          <w:tab w:val="num" w:pos="6480"/>
+        </w:tabs>
+        <w:ind w:left="6480" w:hanging="360"/>
+      </w:pPr>
+      <w:rPr>
+        <w:rFonts w:ascii="Wingdings" w:hAnsi="Wingdings" w:hint="default"/>
+        <w:sz w:val="20"/>
+      </w:rPr>
+    </w:lvl>
+  </w:abstractNum>
+  <w:abstractNum w:abstractNumId="12" w15:restartNumberingAfterBreak="0">
     <w:nsid w:val="69147D62"/>
     <w:multiLevelType w:val="multilevel"/>
     <w:tmpl w:val="E6F4DD0A"/>
@@ -3203,7 +2364,7 @@
       </w:rPr>
     </w:lvl>
   </w:abstractNum>
-  <w:abstractNum w:abstractNumId="10" w15:restartNumberingAfterBreak="0">
+  <w:abstractNum w:abstractNumId="13" w15:restartNumberingAfterBreak="0">
     <w:nsid w:val="7892397B"/>
     <w:multiLevelType w:val="multilevel"/>
     <w:tmpl w:val="C0A289B0"/>
@@ -3352,7 +2513,7 @@
       </w:rPr>
     </w:lvl>
   </w:abstractNum>
-  <w:abstractNum w:abstractNumId="11" w15:restartNumberingAfterBreak="0">
+  <w:abstractNum w:abstractNumId="14" w15:restartNumberingAfterBreak="0">
     <w:nsid w:val="78A0566C"/>
     <w:multiLevelType w:val="multilevel"/>
     <w:tmpl w:val="8A8A5974"/>
@@ -3511,10 +2672,10 @@
     <w:abstractNumId w:val="0"/>
   </w:num>
   <w:num w:numId="4" w16cid:durableId="639043526">
-    <w:abstractNumId w:val="9"/>
+    <w:abstractNumId w:val="12"/>
   </w:num>
   <w:num w:numId="5" w16cid:durableId="288169269">
-    <w:abstractNumId w:val="8"/>
+    <w:abstractNumId w:val="10"/>
   </w:num>
   <w:num w:numId="6" w16cid:durableId="2043556160">
     <w:abstractNumId w:val="1"/>
@@ -3523,19 +2684,28 @@
     <w:abstractNumId w:val="2"/>
   </w:num>
   <w:num w:numId="8" w16cid:durableId="1732146089">
-    <w:abstractNumId w:val="10"/>
+    <w:abstractNumId w:val="13"/>
   </w:num>
   <w:num w:numId="9" w16cid:durableId="487404001">
-    <w:abstractNumId w:val="11"/>
+    <w:abstractNumId w:val="14"/>
   </w:num>
   <w:num w:numId="10" w16cid:durableId="1829977820">
-    <w:abstractNumId w:val="6"/>
+    <w:abstractNumId w:val="8"/>
   </w:num>
   <w:num w:numId="11" w16cid:durableId="471678645">
     <w:abstractNumId w:val="4"/>
   </w:num>
   <w:num w:numId="12" w16cid:durableId="750347899">
+    <w:abstractNumId w:val="9"/>
+  </w:num>
+  <w:num w:numId="13" w16cid:durableId="512453928">
     <w:abstractNumId w:val="7"/>
+  </w:num>
+  <w:num w:numId="14" w16cid:durableId="1288118879">
+    <w:abstractNumId w:val="11"/>
+  </w:num>
+  <w:num w:numId="15" w16cid:durableId="1461653425">
+    <w:abstractNumId w:val="6"/>
   </w:num>
 </w:numbering>
 </file>
